--- a/DAO/2026-ONEN-MOBILIERS-SCOLAIRES/docx/README_PLAN_DACTION.docx
+++ b/DAO/2026-ONEN-MOBILIERS-SCOLAIRES/docx/README_PLAN_DACTION.docx
@@ -125,6 +125,88 @@
               <w:rPr>
                 <w:rFonts w:ascii="Consolas" w:hAnsi="Consolas"/>
               </w:rPr>
+              <w:t>PAGE_DE_GARDE_technique.pdf</w:t>
+            </w:r>
+          </w:p>
+        </w:tc>
+        <w:tc>
+          <w:tcPr>
+            <w:tcW w:type="dxa" w:w="3249"/>
+          </w:tcPr>
+          <w:p>
+            <w:r/>
+            <w:r>
+              <w:rPr>
+                <w:b/>
+              </w:rPr>
+              <w:t>Page de garde de l'offre technique</w:t>
+            </w:r>
+            <w:r>
+              <w:t xml:space="preserve"> (format MERCURE, emblème ONEN, référence et objet du DAO)</w:t>
+            </w:r>
+          </w:p>
+        </w:tc>
+        <w:tc>
+          <w:tcPr>
+            <w:tcW w:type="dxa" w:w="3249"/>
+          </w:tcPr>
+          <w:p>
+            <w:r/>
+            <w:r>
+              <w:t>✅ prête à imprimer</w:t>
+            </w:r>
+          </w:p>
+        </w:tc>
+      </w:tr>
+      <w:tr>
+        <w:tc>
+          <w:tcPr>
+            <w:tcW w:type="dxa" w:w="3249"/>
+          </w:tcPr>
+          <w:p>
+            <w:r/>
+            <w:r>
+              <w:rPr>
+                <w:rFonts w:ascii="Consolas" w:hAnsi="Consolas"/>
+              </w:rPr>
+              <w:t>PAGE_DE_GARDE_financiere.pdf</w:t>
+            </w:r>
+          </w:p>
+        </w:tc>
+        <w:tc>
+          <w:tcPr>
+            <w:tcW w:type="dxa" w:w="3249"/>
+          </w:tcPr>
+          <w:p>
+            <w:r/>
+            <w:r>
+              <w:t>Page de garde de l'offre financière</w:t>
+            </w:r>
+          </w:p>
+        </w:tc>
+        <w:tc>
+          <w:tcPr>
+            <w:tcW w:type="dxa" w:w="3249"/>
+          </w:tcPr>
+          <w:p>
+            <w:r/>
+            <w:r>
+              <w:t>✅ prête à imprimer</w:t>
+            </w:r>
+          </w:p>
+        </w:tc>
+      </w:tr>
+      <w:tr>
+        <w:tc>
+          <w:tcPr>
+            <w:tcW w:type="dxa" w:w="3249"/>
+          </w:tcPr>
+          <w:p>
+            <w:r/>
+            <w:r>
+              <w:rPr>
+                <w:rFonts w:ascii="Consolas" w:hAnsi="Consolas"/>
+              </w:rPr>
               <w:t>00_SOMMAIRE_DU_DOSSIER.md</w:t>
             </w:r>
           </w:p>
@@ -142,7 +224,7 @@
               <w:t>Sommaire général numéroté</w:t>
             </w:r>
             <w:r>
-              <w:t xml:space="preserve"> — plan d'assemblage des 30 pièces</w:t>
+              <w:t xml:space="preserve"> — plan d'assemblage des 31 pièces</w:t>
             </w:r>
           </w:p>
         </w:tc>
@@ -180,7 +262,7 @@
           <w:p>
             <w:r/>
             <w:r>
-              <w:t>Page de garde des deux enveloppes</w:t>
+              <w:t>Descriptif de la page de garde et de ses zones</w:t>
             </w:r>
           </w:p>
         </w:tc>
@@ -576,6 +658,82 @@
           </w:p>
         </w:tc>
       </w:tr>
+      <w:tr>
+        <w:tc>
+          <w:tcPr>
+            <w:tcW w:type="dxa" w:w="3249"/>
+          </w:tcPr>
+          <w:p>
+            <w:r/>
+            <w:r>
+              <w:rPr>
+                <w:rFonts w:ascii="Consolas" w:hAnsi="Consolas"/>
+              </w:rPr>
+              <w:t>12_LISTE_MARCHES_SIMILAIRES.md</w:t>
+            </w:r>
+          </w:p>
+        </w:tc>
+        <w:tc>
+          <w:tcPr>
+            <w:tcW w:type="dxa" w:w="3249"/>
+          </w:tcPr>
+          <w:p>
+            <w:r/>
+            <w:r>
+              <w:t>Liste des marchés similaires exécutés (pièce d'appui)</w:t>
+            </w:r>
+          </w:p>
+        </w:tc>
+        <w:tc>
+          <w:tcPr>
+            <w:tcW w:type="dxa" w:w="3249"/>
+          </w:tcPr>
+          <w:p>
+            <w:r/>
+            <w:r>
+              <w:t>✅</w:t>
+            </w:r>
+          </w:p>
+        </w:tc>
+      </w:tr>
+      <w:tr>
+        <w:tc>
+          <w:tcPr>
+            <w:tcW w:type="dxa" w:w="3249"/>
+          </w:tcPr>
+          <w:p>
+            <w:r/>
+            <w:r>
+              <w:rPr>
+                <w:rFonts w:ascii="Consolas" w:hAnsi="Consolas"/>
+              </w:rPr>
+              <w:t>assets/</w:t>
+            </w:r>
+          </w:p>
+        </w:tc>
+        <w:tc>
+          <w:tcPr>
+            <w:tcW w:type="dxa" w:w="3249"/>
+          </w:tcPr>
+          <w:p>
+            <w:r/>
+            <w:r>
+              <w:t>En-tête MERCURE corrigé, logo ONEN, source HTML de la page de garde</w:t>
+            </w:r>
+          </w:p>
+        </w:tc>
+        <w:tc>
+          <w:tcPr>
+            <w:tcW w:type="dxa" w:w="3249"/>
+          </w:tcPr>
+          <w:p>
+            <w:r/>
+            <w:r>
+              <w:t>✅</w:t>
+            </w:r>
+          </w:p>
+        </w:tc>
+      </w:tr>
     </w:tbl>
     <w:p/>
     <w:p>
@@ -938,7 +1096,7 @@
           <w:p>
             <w:r/>
             <w:r>
-              <w:t>Archives commerciales MERCURE + relance des clients</w:t>
+              <w:t>Archives commerciales MERCURE + relance des clients (EUCAP Sahel, MCA-Niger, HKI, Nations Unies)</w:t>
             </w:r>
           </w:p>
         </w:tc>
@@ -950,6 +1108,73 @@
             <w:r/>
             <w:r>
               <w:t>25 points en jeu. Une expérience sans preuve = 0 point. Relancer les clients pour obtenir les attestations de bonne fin.</w:t>
+            </w:r>
+          </w:p>
+        </w:tc>
+      </w:tr>
+      <w:tr>
+        <w:tc>
+          <w:tcPr>
+            <w:tcW w:type="dxa" w:w="2436"/>
+          </w:tcPr>
+          <w:p>
+            <w:r/>
+            <w:r>
+              <w:t xml:space="preserve">🟠 </w:t>
+            </w:r>
+            <w:r>
+              <w:rPr>
+                <w:b/>
+              </w:rPr>
+              <w:t>4 bis</w:t>
+            </w:r>
+          </w:p>
+        </w:tc>
+        <w:tc>
+          <w:tcPr>
+            <w:tcW w:type="dxa" w:w="2436"/>
+          </w:tcPr>
+          <w:p>
+            <w:r/>
+            <w:r>
+              <w:rPr>
+                <w:b/>
+              </w:rPr>
+              <w:t>Une référence de mobilier SCOLAIRE</w:t>
+            </w:r>
+            <w:r>
+              <w:t xml:space="preserve"> (tables-bancs)</w:t>
+            </w:r>
+          </w:p>
+        </w:tc>
+        <w:tc>
+          <w:tcPr>
+            <w:tcW w:type="dxa" w:w="2436"/>
+          </w:tcPr>
+          <w:p>
+            <w:r/>
+            <w:r>
+              <w:t>Archives commerciales MERCURE</w:t>
+            </w:r>
+          </w:p>
+        </w:tc>
+        <w:tc>
+          <w:tcPr>
+            <w:tcW w:type="dxa" w:w="2436"/>
+          </w:tcPr>
+          <w:p>
+            <w:r/>
+            <w:r>
+              <w:t xml:space="preserve">Les références disponibles portent sur le mobilier </w:t>
+            </w:r>
+            <w:r>
+              <w:rPr>
+                <w:b/>
+              </w:rPr>
+              <w:t>de bureau</w:t>
+            </w:r>
+            <w:r>
+              <w:t xml:space="preserve"> ; toute livraison de mobilier scolaire retrouvée vaut 5 points supplémentaires et renforce la conformité à l'objet du marché.</w:t>
             </w:r>
           </w:p>
         </w:tc>
@@ -1407,6 +1632,91 @@
           </w:p>
         </w:tc>
       </w:tr>
+      <w:tr>
+        <w:tc>
+          <w:tcPr>
+            <w:tcW w:type="dxa" w:w="3249"/>
+          </w:tcPr>
+          <w:p>
+            <w:r/>
+            <w:r>
+              <w:t>Liste des marchés similaires</w:t>
+            </w:r>
+          </w:p>
+        </w:tc>
+        <w:tc>
+          <w:tcPr>
+            <w:tcW w:type="dxa" w:w="3249"/>
+          </w:tcPr>
+          <w:p>
+            <w:r/>
+            <w:r>
+              <w:t xml:space="preserve">14 marchés exécutés à 100 % (EUCAP Sahel, MCA-Niger, Nations Unies, OMS, Save the Children, BOA, Moov…) dont </w:t>
+            </w:r>
+            <w:r>
+              <w:rPr>
+                <w:b/>
+              </w:rPr>
+              <w:t>mobilier de bureau EUCAP Sahel 2019 : 79 908 357 FCFA</w:t>
+            </w:r>
+            <w:r>
+              <w:t xml:space="preserve"> et </w:t>
+            </w:r>
+            <w:r>
+              <w:rPr>
+                <w:b/>
+              </w:rPr>
+              <w:t>meubles et fournitures MCA-Niger 2018 : 15 376 045 FCFA</w:t>
+            </w:r>
+          </w:p>
+        </w:tc>
+        <w:tc>
+          <w:tcPr>
+            <w:tcW w:type="dxa" w:w="3249"/>
+          </w:tcPr>
+          <w:p>
+            <w:r/>
+            <w:r>
+              <w:t>Repris en pièce n° 12</w:t>
+            </w:r>
+          </w:p>
+        </w:tc>
+      </w:tr>
+      <w:tr>
+        <w:tc>
+          <w:tcPr>
+            <w:tcW w:type="dxa" w:w="3249"/>
+          </w:tcPr>
+          <w:p>
+            <w:r/>
+            <w:r>
+              <w:t>Page de garde de référence</w:t>
+            </w:r>
+          </w:p>
+        </w:tc>
+        <w:tc>
+          <w:tcPr>
+            <w:tcW w:type="dxa" w:w="3249"/>
+          </w:tcPr>
+          <w:p>
+            <w:r/>
+            <w:r>
+              <w:t>Maquette du DAO HKI NE-Sol132 — reprise à l'identique avec l'emblème de l'ONG ONEN</w:t>
+            </w:r>
+          </w:p>
+        </w:tc>
+        <w:tc>
+          <w:tcPr>
+            <w:tcW w:type="dxa" w:w="3249"/>
+          </w:tcPr>
+          <w:p>
+            <w:r/>
+            <w:r>
+              <w:t>Générée en PDF</w:t>
+            </w:r>
+          </w:p>
+        </w:tc>
+      </w:tr>
     </w:tbl>
     <w:p/>
     <w:p>
@@ -1640,6 +1950,49 @@
     <w:p>
       <w:r>
         <w:t>points perdus : arbitrer la marge en conséquence.</w:t>
+      </w:r>
+    </w:p>
+    <w:p>
+      <w:pPr>
+        <w:pStyle w:val="ListNumber"/>
+      </w:pPr>
+      <w:r>
+        <w:rPr>
+          <w:b/>
+        </w:rPr>
+        <w:t>Coordonnées à confirmer.</w:t>
+      </w:r>
+      <w:r>
+        <w:t xml:space="preserve"> Les documents utilisent désormais l'e-mail</w:t>
+      </w:r>
+    </w:p>
+    <w:p>
+      <w:r>
+        <w:rPr>
+          <w:b/>
+        </w:rPr>
+        <w:t>mercure.niger@gmail.com</w:t>
+      </w:r>
+      <w:r>
+        <w:t xml:space="preserve"> et le site </w:t>
+      </w:r>
+      <w:r>
+        <w:rPr>
+          <w:b/>
+        </w:rPr>
+        <w:t>www.mercure-sarl.org</w:t>
+      </w:r>
+      <w:r>
+        <w:t xml:space="preserve">. L'en-tête scanné du dossier HKI porte encore </w:t>
+      </w:r>
+      <w:r>
+        <w:rPr>
+          <w:i/>
+        </w:rPr>
+        <w:t>www.mercure-sarl.com</w:t>
+      </w:r>
+      <w:r>
+        <w:t xml:space="preserve"> : confirmer l'adresse exacte du site avant impression, afin que l'en-tête et le corps des documents soient cohérents.</w:t>
       </w:r>
     </w:p>
     <w:p>

--- a/DAO/2026-ONEN-MOBILIERS-SCOLAIRES/docx/README_PLAN_DACTION.docx
+++ b/DAO/2026-ONEN-MOBILIERS-SCOLAIRES/docx/README_PLAN_DACTION.docx
@@ -125,7 +125,7 @@
               <w:rPr>
                 <w:rFonts w:ascii="Consolas" w:hAnsi="Consolas"/>
               </w:rPr>
-              <w:t>PAGE_DE_GARDE_technique.pdf</w:t>
+              <w:t>PAGE_DE_GARDE.pdf</w:t>
             </w:r>
           </w:p>
         </w:tc>
@@ -139,48 +139,10 @@
               <w:rPr>
                 <w:b/>
               </w:rPr>
-              <w:t>Page de garde de l'offre technique</w:t>
+              <w:t>Page de garde</w:t>
             </w:r>
             <w:r>
-              <w:t xml:space="preserve"> (format MERCURE, emblème ONEN, référence et objet du DAO)</w:t>
-            </w:r>
-          </w:p>
-        </w:tc>
-        <w:tc>
-          <w:tcPr>
-            <w:tcW w:type="dxa" w:w="3249"/>
-          </w:tcPr>
-          <w:p>
-            <w:r/>
-            <w:r>
-              <w:t>✅ prête à imprimer</w:t>
-            </w:r>
-          </w:p>
-        </w:tc>
-      </w:tr>
-      <w:tr>
-        <w:tc>
-          <w:tcPr>
-            <w:tcW w:type="dxa" w:w="3249"/>
-          </w:tcPr>
-          <w:p>
-            <w:r/>
-            <w:r>
-              <w:rPr>
-                <w:rFonts w:ascii="Consolas" w:hAnsi="Consolas"/>
-              </w:rPr>
-              <w:t>PAGE_DE_GARDE_financiere.pdf</w:t>
-            </w:r>
-          </w:p>
-        </w:tc>
-        <w:tc>
-          <w:tcPr>
-            <w:tcW w:type="dxa" w:w="3249"/>
-          </w:tcPr>
-          <w:p>
-            <w:r/>
-            <w:r>
-              <w:t>Page de garde de l'offre financière</w:t>
+              <w:t xml:space="preserve"> — maquette MERCURE d'origine conservée (photos d'activités incluses), emblème ONEN, référence et objet du DAO. À imprimer en 2 exemplaires (une par enveloppe)</w:t>
             </w:r>
           </w:p>
         </w:tc>
@@ -262,7 +224,7 @@
           <w:p>
             <w:r/>
             <w:r>
-              <w:t>Descriptif de la page de garde et de ses zones</w:t>
+              <w:t>Descriptif de la page de garde et de ses fichiers sources</w:t>
             </w:r>
           </w:p>
         </w:tc>
@@ -718,7 +680,7 @@
           <w:p>
             <w:r/>
             <w:r>
-              <w:t>En-tête MERCURE corrigé, logo ONEN, source HTML de la page de garde</w:t>
+              <w:t>Maquette MERCURE d'origine, logo ONEN, en-tête corrigé, script de génération de la page de garde</w:t>
             </w:r>
           </w:p>
         </w:tc>
@@ -1701,7 +1663,7 @@
           <w:p>
             <w:r/>
             <w:r>
-              <w:t>Maquette du DAO HKI NE-Sol132 — reprise à l'identique avec l'emblème de l'ONG ONEN</w:t>
+              <w:t>Maquette du DAO HKI NE-Sol132 — design et photos conservés, emblème et références remplacés</w:t>
             </w:r>
           </w:p>
         </w:tc>
@@ -1712,7 +1674,10 @@
           <w:p>
             <w:r/>
             <w:r>
-              <w:t>Générée en PDF</w:t>
+              <w:rPr>
+                <w:rFonts w:ascii="Consolas" w:hAnsi="Consolas"/>
+              </w:rPr>
+              <w:t>PAGE_DE_GARDE.pdf</w:t>
             </w:r>
           </w:p>
         </w:tc>
